--- a/Laporan UKK-Ridvi 2027 progress.docx
+++ b/Laporan UKK-Ridvi 2027 progress.docx
@@ -14,6 +14,16 @@
           <w:lang w:val="id-ID"/>
         </w:rPr>
       </w:pPr>
+      <w:r>
+        <w:rPr>
+          <w:b/>
+          <w:bCs/>
+          <w:sz w:val="36"/>
+          <w:szCs w:val="36"/>
+          <w:lang w:val="id-ID"/>
+        </w:rPr>
+        <w:t>a</w:t>
+      </w:r>
       <w:r>
         <w:rPr>
           <w:b/>
@@ -12722,13 +12732,8 @@
       <w:pPr>
         <w:pStyle w:val="HURUF"/>
       </w:pPr>
-      <w:proofErr w:type="spellStart"/>
-      <w:r>
-        <w:t>Skenario</w:t>
-      </w:r>
-      <w:proofErr w:type="spellEnd"/>
-      <w:r>
-        <w:t xml:space="preserve"> UC 02 – Login</w:t>
+      <w:r>
+        <w:t>Skenario UC 02 – Login</w:t>
       </w:r>
     </w:p>
     <w:p/>
@@ -14731,35 +14736,9 @@
       <w:pPr>
         <w:pStyle w:val="HURUF"/>
       </w:pPr>
-      <w:proofErr w:type="spellStart"/>
-      <w:r>
-        <w:t>Skenario</w:t>
-      </w:r>
-      <w:proofErr w:type="spellEnd"/>
-      <w:r>
-        <w:t xml:space="preserve"> </w:t>
-      </w:r>
-      <w:proofErr w:type="spellStart"/>
-      <w:r>
-        <w:t>Usecase</w:t>
-      </w:r>
-      <w:proofErr w:type="spellEnd"/>
-      <w:r>
-        <w:t xml:space="preserve"> UC 03 -  </w:t>
-      </w:r>
-      <w:proofErr w:type="spellStart"/>
-      <w:r>
-        <w:t>Mengirim</w:t>
-      </w:r>
-      <w:proofErr w:type="spellEnd"/>
-      <w:r>
-        <w:t xml:space="preserve"> </w:t>
-      </w:r>
-      <w:proofErr w:type="spellStart"/>
-      <w:r>
-        <w:t>aspirasi</w:t>
-      </w:r>
-      <w:proofErr w:type="spellEnd"/>
+      <w:r>
+        <w:t>Skenario Usecase UC 03 -  Mengirim aspirasi</w:t>
+      </w:r>
     </w:p>
     <w:p>
       <w:pPr>
@@ -16901,21 +16880,8 @@
       <w:pPr>
         <w:pStyle w:val="HURUF"/>
       </w:pPr>
-      <w:proofErr w:type="spellStart"/>
-      <w:r>
-        <w:t>Skenario</w:t>
-      </w:r>
-      <w:proofErr w:type="spellEnd"/>
-      <w:r>
-        <w:t xml:space="preserve"> </w:t>
-      </w:r>
-      <w:proofErr w:type="spellStart"/>
-      <w:r>
-        <w:t>Usecase</w:t>
-      </w:r>
-      <w:proofErr w:type="spellEnd"/>
-      <w:r>
-        <w:t xml:space="preserve"> UC 04 </w:t>
+      <w:r>
+        <w:t xml:space="preserve">Skenario Usecase UC 04 </w:t>
       </w:r>
       <w:r>
         <w:t>–</w:t>
@@ -16923,19 +16889,9 @@
       <w:r>
         <w:t xml:space="preserve"> </w:t>
       </w:r>
-      <w:proofErr w:type="spellStart"/>
-      <w:r>
-        <w:t>Melihat</w:t>
-      </w:r>
-      <w:proofErr w:type="spellEnd"/>
-      <w:r>
-        <w:t xml:space="preserve"> feedback </w:t>
-      </w:r>
-      <w:proofErr w:type="spellStart"/>
-      <w:r>
-        <w:t>aspirasi</w:t>
-      </w:r>
-      <w:proofErr w:type="spellEnd"/>
+      <w:r>
+        <w:t>Melihat feedback aspirasi</w:t>
+      </w:r>
     </w:p>
     <w:p/>
     <w:p>
@@ -18080,19 +18036,12 @@
       <w:r>
         <w:t xml:space="preserve">Skenario Usecase UC 05 – Melihat </w:t>
       </w:r>
-      <w:proofErr w:type="spellStart"/>
-      <w:r>
-        <w:t>Histori</w:t>
-      </w:r>
-      <w:proofErr w:type="spellEnd"/>
-      <w:r>
-        <w:t xml:space="preserve"> </w:t>
-      </w:r>
-      <w:proofErr w:type="spellStart"/>
+      <w:r>
+        <w:t xml:space="preserve">Histori </w:t>
+      </w:r>
       <w:r>
         <w:t>Aspirasi</w:t>
       </w:r>
-      <w:proofErr w:type="spellEnd"/>
     </w:p>
     <w:p/>
     <w:p>
@@ -19674,19 +19623,9 @@
       <w:r>
         <w:t xml:space="preserve"> </w:t>
       </w:r>
-      <w:proofErr w:type="spellStart"/>
-      <w:r>
-        <w:t>Melihat</w:t>
-      </w:r>
-      <w:proofErr w:type="spellEnd"/>
-      <w:r>
-        <w:t xml:space="preserve"> List </w:t>
-      </w:r>
-      <w:proofErr w:type="spellStart"/>
-      <w:r>
-        <w:t>Aspirasi</w:t>
-      </w:r>
-      <w:proofErr w:type="spellEnd"/>
+      <w:r>
+        <w:t>Melihat List Aspirasi</w:t>
+      </w:r>
     </w:p>
     <w:p>
       <w:pPr>
@@ -20913,47 +20852,21 @@
       <w:pPr>
         <w:pStyle w:val="HURUF"/>
       </w:pPr>
-      <w:proofErr w:type="spellStart"/>
-      <w:r>
-        <w:t>Skenario</w:t>
-      </w:r>
-      <w:proofErr w:type="spellEnd"/>
-      <w:r>
-        <w:t xml:space="preserve"> </w:t>
-      </w:r>
-      <w:proofErr w:type="spellStart"/>
-      <w:r>
-        <w:t>Usecase</w:t>
-      </w:r>
-      <w:proofErr w:type="spellEnd"/>
-      <w:r>
-        <w:t xml:space="preserve"> UC 07  - </w:t>
-      </w:r>
-      <w:proofErr w:type="spellStart"/>
-      <w:r>
-        <w:t>Me</w:t>
+      <w:r>
+        <w:t>Skenario Usecase UC 07  - Me</w:t>
       </w:r>
       <w:r>
         <w:t>n</w:t>
       </w:r>
       <w:r>
-        <w:t>girim</w:t>
-      </w:r>
-      <w:proofErr w:type="spellEnd"/>
-      <w:r>
-        <w:t xml:space="preserve"> </w:t>
+        <w:t xml:space="preserve">girim </w:t>
       </w:r>
       <w:r>
         <w:t xml:space="preserve">Status Dan </w:t>
       </w:r>
       <w:r>
-        <w:t xml:space="preserve">Feedback </w:t>
-      </w:r>
-      <w:proofErr w:type="spellStart"/>
-      <w:r>
-        <w:t>Aspirasi</w:t>
-      </w:r>
-      <w:proofErr w:type="spellEnd"/>
+        <w:t>Feedback Aspirasi</w:t>
+      </w:r>
     </w:p>
     <w:p>
       <w:pPr>
@@ -22430,41 +22343,15 @@
       <w:pPr>
         <w:pStyle w:val="HURUF"/>
       </w:pPr>
-      <w:proofErr w:type="spellStart"/>
-      <w:r>
-        <w:t>Skenario</w:t>
-      </w:r>
-      <w:proofErr w:type="spellEnd"/>
-      <w:r>
-        <w:t xml:space="preserve"> </w:t>
-      </w:r>
-      <w:proofErr w:type="spellStart"/>
-      <w:r>
-        <w:t>Usecase</w:t>
-      </w:r>
-      <w:proofErr w:type="spellEnd"/>
-      <w:r>
-        <w:t xml:space="preserve"> UC 08 – </w:t>
-      </w:r>
-      <w:proofErr w:type="spellStart"/>
-      <w:r>
-        <w:t>Melihat</w:t>
-      </w:r>
-      <w:proofErr w:type="spellEnd"/>
-      <w:r>
-        <w:t xml:space="preserve"> </w:t>
+      <w:r>
+        <w:t xml:space="preserve">Skenario Usecase UC 08 – Melihat </w:t>
       </w:r>
       <w:r>
         <w:t>Data</w:t>
       </w:r>
       <w:r>
-        <w:t xml:space="preserve"> </w:t>
-      </w:r>
-      <w:proofErr w:type="spellStart"/>
-      <w:r>
-        <w:t>Siswa</w:t>
-      </w:r>
-      <w:proofErr w:type="spellEnd"/>
+        <w:t xml:space="preserve"> Siswa</w:t>
+      </w:r>
     </w:p>
     <w:p>
       <w:pPr>
@@ -32715,8 +32602,13 @@
       </w:r>
       <w:proofErr w:type="spellEnd"/>
       <w:r>
-        <w:t xml:space="preserve"> Data Siswa</w:t>
-      </w:r>
+        <w:t xml:space="preserve"> Data </w:t>
+      </w:r>
+      <w:proofErr w:type="spellStart"/>
+      <w:r>
+        <w:t>Siswa</w:t>
+      </w:r>
+      <w:proofErr w:type="spellEnd"/>
     </w:p>
     <w:p>
       <w:pPr>
@@ -33439,9 +33331,9 @@
         </w:rPr>
         <w:lastRenderedPageBreak/>
         <w:drawing>
-          <wp:inline distT="0" distB="0" distL="0" distR="0" wp14:anchorId="66D5BA31" wp14:editId="64D399E0">
-            <wp:extent cx="4798060" cy="7925120"/>
-            <wp:effectExtent l="0" t="0" r="2540" b="0"/>
+          <wp:inline distT="0" distB="0" distL="0" distR="0" wp14:anchorId="66D5BA31" wp14:editId="1D43245C">
+            <wp:extent cx="4816657" cy="5272671"/>
+            <wp:effectExtent l="0" t="0" r="3175" b="4445"/>
             <wp:docPr id="1296838047" name="Picture 2"/>
             <wp:cNvGraphicFramePr>
               <a:graphicFrameLocks xmlns:a="http://schemas.openxmlformats.org/drawingml/2006/main" noChangeAspect="1"/>
@@ -33468,7 +33360,7 @@
                   <pic:spPr>
                     <a:xfrm>
                       <a:off x="0" y="0"/>
-                      <a:ext cx="4816657" cy="7955837"/>
+                      <a:ext cx="4816657" cy="5272671"/>
                     </a:xfrm>
                     <a:prstGeom prst="rect">
                       <a:avLst/>
@@ -33639,9 +33531,10 @@
           <w:noProof/>
           <w:lang w:val="id-ID"/>
         </w:rPr>
+        <w:lastRenderedPageBreak/>
         <w:drawing>
-          <wp:inline distT="0" distB="0" distL="0" distR="0" wp14:anchorId="2603C8C9" wp14:editId="6B9AE53B">
-            <wp:extent cx="4634811" cy="4976393"/>
+          <wp:inline distT="0" distB="0" distL="0" distR="0" wp14:anchorId="2603C8C9" wp14:editId="646BEDD3">
+            <wp:extent cx="4634811" cy="4306623"/>
             <wp:effectExtent l="0" t="0" r="0" b="0"/>
             <wp:docPr id="1860326271" name="Picture 3"/>
             <wp:cNvGraphicFramePr>
@@ -33669,7 +33562,7 @@
                   <pic:spPr>
                     <a:xfrm>
                       <a:off x="0" y="0"/>
-                      <a:ext cx="4634811" cy="4976393"/>
+                      <a:ext cx="4634811" cy="4306623"/>
                     </a:xfrm>
                     <a:prstGeom prst="rect">
                       <a:avLst/>
@@ -33735,7 +33628,6 @@
         </w:numPr>
       </w:pPr>
       <w:r>
-        <w:lastRenderedPageBreak/>
         <w:t>Diagram Sequence Mengirim Aspirasi</w:t>
       </w:r>
     </w:p>
@@ -33874,6 +33766,7 @@
           <w:noProof/>
           <w:lang w:val="id-ID"/>
         </w:rPr>
+        <w:lastRenderedPageBreak/>
         <w:drawing>
           <wp:inline distT="0" distB="0" distL="0" distR="0" wp14:anchorId="1D3CA3E9" wp14:editId="6142F741">
             <wp:extent cx="4319343" cy="4637676"/>
@@ -34057,7 +33950,6 @@
     </w:p>
     <w:p>
       <w:r>
-        <w:lastRenderedPageBreak/>
         <w:t xml:space="preserve">Sequence Diagram </w:t>
       </w:r>
       <w:proofErr w:type="spellStart"/>
@@ -34167,16 +34059,12 @@
         <w:t xml:space="preserve"> List</w:t>
       </w:r>
       <w:r>
-        <w:t xml:space="preserve"> </w:t>
-      </w:r>
-      <w:proofErr w:type="spellStart"/>
-      <w:r>
-        <w:t>Aspirasi</w:t>
-      </w:r>
-      <w:proofErr w:type="spellEnd"/>
+        <w:t xml:space="preserve"> Aspirasi</w:t>
+      </w:r>
     </w:p>
     <w:p>
       <w:r>
+        <w:lastRenderedPageBreak/>
         <w:t xml:space="preserve">Sequence Diagram </w:t>
       </w:r>
       <w:proofErr w:type="spellStart"/>

--- a/Laporan UKK-Ridvi 2027 progress.docx
+++ b/Laporan UKK-Ridvi 2027 progress.docx
@@ -14,16 +14,6 @@
           <w:lang w:val="id-ID"/>
         </w:rPr>
       </w:pPr>
-      <w:r>
-        <w:rPr>
-          <w:b/>
-          <w:bCs/>
-          <w:sz w:val="36"/>
-          <w:szCs w:val="36"/>
-          <w:lang w:val="id-ID"/>
-        </w:rPr>
-        <w:t>a</w:t>
-      </w:r>
       <w:r>
         <w:rPr>
           <w:b/>
@@ -33331,9 +33321,9 @@
         </w:rPr>
         <w:lastRenderedPageBreak/>
         <w:drawing>
-          <wp:inline distT="0" distB="0" distL="0" distR="0" wp14:anchorId="66D5BA31" wp14:editId="1D43245C">
-            <wp:extent cx="4816657" cy="5272671"/>
-            <wp:effectExtent l="0" t="0" r="3175" b="4445"/>
+          <wp:inline distT="0" distB="0" distL="0" distR="0" wp14:anchorId="66D5BA31" wp14:editId="185A5D41">
+            <wp:extent cx="4816657" cy="4173297"/>
+            <wp:effectExtent l="0" t="0" r="3175" b="0"/>
             <wp:docPr id="1296838047" name="Picture 2"/>
             <wp:cNvGraphicFramePr>
               <a:graphicFrameLocks xmlns:a="http://schemas.openxmlformats.org/drawingml/2006/main" noChangeAspect="1"/>
@@ -33360,7 +33350,7 @@
                   <pic:spPr>
                     <a:xfrm>
                       <a:off x="0" y="0"/>
-                      <a:ext cx="4816657" cy="5272671"/>
+                      <a:ext cx="4816657" cy="4173297"/>
                     </a:xfrm>
                     <a:prstGeom prst="rect">
                       <a:avLst/>
@@ -33533,9 +33523,9 @@
         </w:rPr>
         <w:lastRenderedPageBreak/>
         <w:drawing>
-          <wp:inline distT="0" distB="0" distL="0" distR="0" wp14:anchorId="2603C8C9" wp14:editId="646BEDD3">
-            <wp:extent cx="4634811" cy="4306623"/>
-            <wp:effectExtent l="0" t="0" r="0" b="0"/>
+          <wp:inline distT="0" distB="0" distL="0" distR="0" wp14:anchorId="2603C8C9" wp14:editId="234F3DCB">
+            <wp:extent cx="4634811" cy="3368944"/>
+            <wp:effectExtent l="0" t="0" r="0" b="3175"/>
             <wp:docPr id="1860326271" name="Picture 3"/>
             <wp:cNvGraphicFramePr>
               <a:graphicFrameLocks xmlns:a="http://schemas.openxmlformats.org/drawingml/2006/main" noChangeAspect="1"/>
@@ -33562,7 +33552,7 @@
                   <pic:spPr>
                     <a:xfrm>
                       <a:off x="0" y="0"/>
-                      <a:ext cx="4634811" cy="4306623"/>
+                      <a:ext cx="4634811" cy="3368944"/>
                     </a:xfrm>
                     <a:prstGeom prst="rect">
                       <a:avLst/>
@@ -33768,9 +33758,9 @@
         </w:rPr>
         <w:lastRenderedPageBreak/>
         <w:drawing>
-          <wp:inline distT="0" distB="0" distL="0" distR="0" wp14:anchorId="1D3CA3E9" wp14:editId="6142F741">
-            <wp:extent cx="4319343" cy="4637676"/>
-            <wp:effectExtent l="0" t="0" r="5080" b="0"/>
+          <wp:inline distT="0" distB="0" distL="0" distR="0" wp14:anchorId="1D3CA3E9" wp14:editId="2521B758">
+            <wp:extent cx="4683486" cy="3486803"/>
+            <wp:effectExtent l="0" t="0" r="3175" b="0"/>
             <wp:docPr id="868654219" name="Picture 4"/>
             <wp:cNvGraphicFramePr>
               <a:graphicFrameLocks xmlns:a="http://schemas.openxmlformats.org/drawingml/2006/main" noChangeAspect="1"/>
@@ -33797,7 +33787,7 @@
                   <pic:spPr>
                     <a:xfrm>
                       <a:off x="0" y="0"/>
-                      <a:ext cx="4319343" cy="4637676"/>
+                      <a:ext cx="4683486" cy="3486803"/>
                     </a:xfrm>
                     <a:prstGeom prst="rect">
                       <a:avLst/>
@@ -33847,94 +33837,146 @@
       </w:r>
     </w:p>
     <w:p>
+      <w:r>
+        <w:t xml:space="preserve">Sequence Diagram </w:t>
+      </w:r>
+      <w:proofErr w:type="spellStart"/>
+      <w:r>
+        <w:t>Melihat</w:t>
+      </w:r>
+      <w:proofErr w:type="spellEnd"/>
+      <w:r>
+        <w:t xml:space="preserve"> Feedback </w:t>
+      </w:r>
+      <w:proofErr w:type="spellStart"/>
+      <w:r>
+        <w:t>menggambarkan</w:t>
+      </w:r>
+      <w:proofErr w:type="spellEnd"/>
+      <w:r>
+        <w:t xml:space="preserve"> proses </w:t>
+      </w:r>
+      <w:proofErr w:type="spellStart"/>
+      <w:r>
+        <w:t>siswa</w:t>
+      </w:r>
+      <w:proofErr w:type="spellEnd"/>
+      <w:r>
+        <w:t xml:space="preserve"> </w:t>
+      </w:r>
+      <w:proofErr w:type="spellStart"/>
+      <w:r>
+        <w:t>dalam</w:t>
+      </w:r>
+      <w:proofErr w:type="spellEnd"/>
+      <w:r>
+        <w:t xml:space="preserve"> </w:t>
+      </w:r>
+      <w:proofErr w:type="spellStart"/>
+      <w:r>
+        <w:t>melihat</w:t>
+      </w:r>
+      <w:proofErr w:type="spellEnd"/>
+      <w:r>
+        <w:t xml:space="preserve"> feedback yang </w:t>
+      </w:r>
+      <w:proofErr w:type="spellStart"/>
+      <w:r>
+        <w:t>diberikan</w:t>
+      </w:r>
+      <w:proofErr w:type="spellEnd"/>
+      <w:r>
+        <w:t xml:space="preserve"> oleh admin </w:t>
+      </w:r>
+      <w:proofErr w:type="spellStart"/>
+      <w:r>
+        <w:t>melalui</w:t>
+      </w:r>
+      <w:proofErr w:type="spellEnd"/>
+      <w:r>
+        <w:t xml:space="preserve"> </w:t>
+      </w:r>
+      <w:proofErr w:type="spellStart"/>
+      <w:r>
+        <w:t>halaman</w:t>
+      </w:r>
+      <w:proofErr w:type="spellEnd"/>
+      <w:r>
+        <w:t xml:space="preserve"> </w:t>
+      </w:r>
+      <w:proofErr w:type="spellStart"/>
+      <w:r>
+        <w:t>Histori</w:t>
+      </w:r>
+      <w:proofErr w:type="spellEnd"/>
+      <w:r>
+        <w:t xml:space="preserve"> </w:t>
+      </w:r>
+      <w:proofErr w:type="spellStart"/>
+      <w:r>
+        <w:t>Aspirasi</w:t>
+      </w:r>
+      <w:proofErr w:type="spellEnd"/>
+      <w:r>
+        <w:t>.</w:t>
+      </w:r>
+    </w:p>
+    <w:p>
+      <w:r>
+        <w:rPr>
+          <w:noProof/>
+        </w:rPr>
+        <w:lastRenderedPageBreak/>
+        <w:drawing>
+          <wp:inline distT="0" distB="0" distL="0" distR="0" wp14:anchorId="5068C96A" wp14:editId="408A2C54">
+            <wp:extent cx="5039995" cy="2893695"/>
+            <wp:effectExtent l="0" t="0" r="8255" b="1905"/>
+            <wp:docPr id="302057375" name="Picture 1"/>
+            <wp:cNvGraphicFramePr>
+              <a:graphicFrameLocks xmlns:a="http://schemas.openxmlformats.org/drawingml/2006/main" noChangeAspect="1"/>
+            </wp:cNvGraphicFramePr>
+            <a:graphic xmlns:a="http://schemas.openxmlformats.org/drawingml/2006/main">
+              <a:graphicData uri="http://schemas.openxmlformats.org/drawingml/2006/picture">
+                <pic:pic xmlns:pic="http://schemas.openxmlformats.org/drawingml/2006/picture">
+                  <pic:nvPicPr>
+                    <pic:cNvPr id="302057375" name="Picture 302057375"/>
+                    <pic:cNvPicPr/>
+                  </pic:nvPicPr>
+                  <pic:blipFill>
+                    <a:blip r:embed="rId23">
+                      <a:extLst>
+                        <a:ext uri="{28A0092B-C50C-407E-A947-70E740481C1C}">
+                          <a14:useLocalDpi xmlns:a14="http://schemas.microsoft.com/office/drawing/2010/main" val="0"/>
+                        </a:ext>
+                      </a:extLst>
+                    </a:blip>
+                    <a:stretch>
+                      <a:fillRect/>
+                    </a:stretch>
+                  </pic:blipFill>
+                  <pic:spPr>
+                    <a:xfrm>
+                      <a:off x="0" y="0"/>
+                      <a:ext cx="5039995" cy="2893695"/>
+                    </a:xfrm>
+                    <a:prstGeom prst="rect">
+                      <a:avLst/>
+                    </a:prstGeom>
+                  </pic:spPr>
+                </pic:pic>
+              </a:graphicData>
+            </a:graphic>
+          </wp:inline>
+        </w:drawing>
+      </w:r>
+    </w:p>
+    <w:p/>
+    <w:p>
       <w:pPr>
         <w:rPr>
           <w:lang w:val="id-ID"/>
         </w:rPr>
       </w:pPr>
-      <w:r>
-        <w:t xml:space="preserve">Sequence Diagram </w:t>
-      </w:r>
-      <w:proofErr w:type="spellStart"/>
-      <w:r>
-        <w:t>Melihat</w:t>
-      </w:r>
-      <w:proofErr w:type="spellEnd"/>
-      <w:r>
-        <w:t xml:space="preserve"> Feedback </w:t>
-      </w:r>
-      <w:proofErr w:type="spellStart"/>
-      <w:r>
-        <w:t>menggambarkan</w:t>
-      </w:r>
-      <w:proofErr w:type="spellEnd"/>
-      <w:r>
-        <w:t xml:space="preserve"> proses </w:t>
-      </w:r>
-      <w:proofErr w:type="spellStart"/>
-      <w:r>
-        <w:t>siswa</w:t>
-      </w:r>
-      <w:proofErr w:type="spellEnd"/>
-      <w:r>
-        <w:t xml:space="preserve"> </w:t>
-      </w:r>
-      <w:proofErr w:type="spellStart"/>
-      <w:r>
-        <w:t>dalam</w:t>
-      </w:r>
-      <w:proofErr w:type="spellEnd"/>
-      <w:r>
-        <w:t xml:space="preserve"> </w:t>
-      </w:r>
-      <w:proofErr w:type="spellStart"/>
-      <w:r>
-        <w:t>melihat</w:t>
-      </w:r>
-      <w:proofErr w:type="spellEnd"/>
-      <w:r>
-        <w:t xml:space="preserve"> feedback yang </w:t>
-      </w:r>
-      <w:proofErr w:type="spellStart"/>
-      <w:r>
-        <w:t>diberikan</w:t>
-      </w:r>
-      <w:proofErr w:type="spellEnd"/>
-      <w:r>
-        <w:t xml:space="preserve"> oleh admin </w:t>
-      </w:r>
-      <w:proofErr w:type="spellStart"/>
-      <w:r>
-        <w:t>melalui</w:t>
-      </w:r>
-      <w:proofErr w:type="spellEnd"/>
-      <w:r>
-        <w:t xml:space="preserve"> </w:t>
-      </w:r>
-      <w:proofErr w:type="spellStart"/>
-      <w:r>
-        <w:t>halaman</w:t>
-      </w:r>
-      <w:proofErr w:type="spellEnd"/>
-      <w:r>
-        <w:t xml:space="preserve"> </w:t>
-      </w:r>
-      <w:proofErr w:type="spellStart"/>
-      <w:r>
-        <w:t>Histori</w:t>
-      </w:r>
-      <w:proofErr w:type="spellEnd"/>
-      <w:r>
-        <w:t xml:space="preserve"> </w:t>
-      </w:r>
-      <w:proofErr w:type="spellStart"/>
-      <w:r>
-        <w:t>Aspirasi</w:t>
-      </w:r>
-      <w:proofErr w:type="spellEnd"/>
-      <w:r>
-        <w:t>.</w:t>
-      </w:r>
     </w:p>
     <w:p>
       <w:pPr>
@@ -34064,7 +34106,6 @@
     </w:p>
     <w:p>
       <w:r>
-        <w:lastRenderedPageBreak/>
         <w:t xml:space="preserve">Sequence Diagram </w:t>
       </w:r>
       <w:proofErr w:type="spellStart"/>
@@ -34286,6 +34327,7 @@
         <w:rPr>
           <w:lang w:val="id-ID"/>
         </w:rPr>
+        <w:lastRenderedPageBreak/>
         <w:t>Perancangan Tabel</w:t>
       </w:r>
       <w:bookmarkEnd w:id="22"/>
@@ -34825,8 +34867,8 @@
       </w:pPr>
     </w:p>
     <w:sectPr>
-      <w:headerReference w:type="default" r:id="rId23"/>
-      <w:footerReference w:type="first" r:id="rId24"/>
+      <w:headerReference w:type="default" r:id="rId24"/>
+      <w:footerReference w:type="first" r:id="rId25"/>
       <w:pgSz w:w="11906" w:h="16838"/>
       <w:pgMar w:top="2268" w:right="1701" w:bottom="1701" w:left="2268" w:header="708" w:footer="708" w:gutter="0"/>
       <w:pgNumType w:start="1" w:chapStyle="1"/>
